--- a/SOTA.docx
+++ b/SOTA.docx
@@ -1000,6 +1000,1282 @@
       </w:tr>
     </w:tbl>
     <w:p/>
+    <w:p>
+      <w:r>
+        <w:t xml:space="preserve">For a fully open-source setup, </w:t>
+      </w:r>
+      <w:proofErr w:type="spellStart"/>
+      <w:r>
+        <w:rPr>
+          <w:b/>
+          <w:bCs/>
+        </w:rPr>
+        <w:t>ComfyUI</w:t>
+      </w:r>
+      <w:proofErr w:type="spellEnd"/>
+      <w:r>
+        <w:t xml:space="preserve"> serves as the primary orchestration engine, while </w:t>
+      </w:r>
+      <w:r>
+        <w:rPr>
+          <w:b/>
+          <w:bCs/>
+        </w:rPr>
+        <w:t>Wan</w:t>
+      </w:r>
+      <w:r>
+        <w:t xml:space="preserve"> (Wan 2.1 / 2.2 / 2.7) or </w:t>
+      </w:r>
+      <w:proofErr w:type="spellStart"/>
+      <w:r>
+        <w:rPr>
+          <w:b/>
+          <w:bCs/>
+        </w:rPr>
+        <w:t>HunyuanVideo</w:t>
+      </w:r>
+      <w:proofErr w:type="spellEnd"/>
+      <w:r>
+        <w:t xml:space="preserve"> act as the underlying diffusion backbones.</w:t>
+      </w:r>
+    </w:p>
+    <w:p/>
+    <w:p>
+      <w:r>
+        <w:t>Open-source video generation relies on combining modular specialized tools rather than a single turnkey application.</w:t>
+      </w:r>
+    </w:p>
+    <w:p>
+      <w:r>
+        <w:br/>
+      </w:r>
+    </w:p>
+    <w:p>
+      <w:pPr>
+        <w:rPr>
+          <w:b/>
+          <w:bCs/>
+        </w:rPr>
+      </w:pPr>
+      <w:r>
+        <w:rPr>
+          <w:b/>
+          <w:bCs/>
+        </w:rPr>
+        <w:t>The Recommended Open-Source Stack</w:t>
+      </w:r>
+    </w:p>
+    <w:tbl>
+      <w:tblPr>
+        <w:tblW w:w="0" w:type="auto"/>
+        <w:tblCellSpacing w:w="15" w:type="dxa"/>
+        <w:tblCellMar>
+          <w:top w:w="15" w:type="dxa"/>
+          <w:left w:w="15" w:type="dxa"/>
+          <w:bottom w:w="15" w:type="dxa"/>
+          <w:right w:w="15" w:type="dxa"/>
+        </w:tblCellMar>
+        <w:tblLook w:val="04A0" w:firstRow="1" w:lastRow="0" w:firstColumn="1" w:lastColumn="0" w:noHBand="0" w:noVBand="1"/>
+      </w:tblPr>
+      <w:tblGrid>
+        <w:gridCol w:w="2628"/>
+        <w:gridCol w:w="3127"/>
+        <w:gridCol w:w="3589"/>
+      </w:tblGrid>
+      <w:tr>
+        <w:trPr>
+          <w:tblHeader/>
+          <w:tblCellSpacing w:w="15" w:type="dxa"/>
+        </w:trPr>
+        <w:tc>
+          <w:tcPr>
+            <w:tcW w:w="0" w:type="auto"/>
+            <w:tcBorders>
+              <w:top w:val="single" w:sz="6" w:space="0" w:color="C4C7C5"/>
+              <w:left w:val="single" w:sz="6" w:space="0" w:color="C4C7C5"/>
+              <w:bottom w:val="single" w:sz="6" w:space="0" w:color="C4C7C5"/>
+              <w:right w:val="single" w:sz="6" w:space="0" w:color="C4C7C5"/>
+            </w:tcBorders>
+            <w:tcMar>
+              <w:top w:w="120" w:type="dxa"/>
+              <w:left w:w="180" w:type="dxa"/>
+              <w:bottom w:w="120" w:type="dxa"/>
+              <w:right w:w="180" w:type="dxa"/>
+            </w:tcMar>
+            <w:vAlign w:val="center"/>
+            <w:hideMark/>
+          </w:tcPr>
+          <w:p>
+            <w:r>
+              <w:rPr>
+                <w:b/>
+                <w:bCs/>
+              </w:rPr>
+              <w:t>Component Layer</w:t>
+            </w:r>
+          </w:p>
+        </w:tc>
+        <w:tc>
+          <w:tcPr>
+            <w:tcW w:w="0" w:type="auto"/>
+            <w:tcBorders>
+              <w:top w:val="single" w:sz="6" w:space="0" w:color="C4C7C5"/>
+              <w:left w:val="single" w:sz="6" w:space="0" w:color="C4C7C5"/>
+              <w:bottom w:val="single" w:sz="6" w:space="0" w:color="C4C7C5"/>
+              <w:right w:val="single" w:sz="6" w:space="0" w:color="C4C7C5"/>
+            </w:tcBorders>
+            <w:tcMar>
+              <w:top w:w="120" w:type="dxa"/>
+              <w:left w:w="180" w:type="dxa"/>
+              <w:bottom w:w="120" w:type="dxa"/>
+              <w:right w:w="180" w:type="dxa"/>
+            </w:tcMar>
+            <w:vAlign w:val="center"/>
+            <w:hideMark/>
+          </w:tcPr>
+          <w:p>
+            <w:r>
+              <w:rPr>
+                <w:b/>
+                <w:bCs/>
+              </w:rPr>
+              <w:t>Best Open-Source Tool / Model</w:t>
+            </w:r>
+          </w:p>
+        </w:tc>
+        <w:tc>
+          <w:tcPr>
+            <w:tcW w:w="0" w:type="auto"/>
+            <w:tcBorders>
+              <w:top w:val="single" w:sz="6" w:space="0" w:color="C4C7C5"/>
+              <w:left w:val="single" w:sz="6" w:space="0" w:color="C4C7C5"/>
+              <w:bottom w:val="single" w:sz="6" w:space="0" w:color="C4C7C5"/>
+              <w:right w:val="single" w:sz="6" w:space="0" w:color="C4C7C5"/>
+            </w:tcBorders>
+            <w:tcMar>
+              <w:top w:w="120" w:type="dxa"/>
+              <w:left w:w="180" w:type="dxa"/>
+              <w:bottom w:w="120" w:type="dxa"/>
+              <w:right w:w="180" w:type="dxa"/>
+            </w:tcMar>
+            <w:vAlign w:val="center"/>
+            <w:hideMark/>
+          </w:tcPr>
+          <w:p>
+            <w:r>
+              <w:rPr>
+                <w:b/>
+                <w:bCs/>
+              </w:rPr>
+              <w:t>What It Handles</w:t>
+            </w:r>
+          </w:p>
+        </w:tc>
+      </w:tr>
+      <w:tr>
+        <w:trPr>
+          <w:tblCellSpacing w:w="15" w:type="dxa"/>
+        </w:trPr>
+        <w:tc>
+          <w:tcPr>
+            <w:tcW w:w="0" w:type="auto"/>
+            <w:tcBorders>
+              <w:top w:val="single" w:sz="6" w:space="0" w:color="C4C7C5"/>
+              <w:left w:val="single" w:sz="6" w:space="0" w:color="C4C7C5"/>
+              <w:bottom w:val="single" w:sz="6" w:space="0" w:color="C4C7C5"/>
+              <w:right w:val="single" w:sz="6" w:space="0" w:color="C4C7C5"/>
+            </w:tcBorders>
+            <w:tcMar>
+              <w:top w:w="120" w:type="dxa"/>
+              <w:left w:w="180" w:type="dxa"/>
+              <w:bottom w:w="120" w:type="dxa"/>
+              <w:right w:w="180" w:type="dxa"/>
+            </w:tcMar>
+            <w:vAlign w:val="center"/>
+            <w:hideMark/>
+          </w:tcPr>
+          <w:p>
+            <w:r>
+              <w:rPr>
+                <w:b/>
+                <w:bCs/>
+              </w:rPr>
+              <w:t>Pipeline Host &amp; Graph</w:t>
+            </w:r>
+          </w:p>
+        </w:tc>
+        <w:tc>
+          <w:tcPr>
+            <w:tcW w:w="0" w:type="auto"/>
+            <w:tcBorders>
+              <w:top w:val="single" w:sz="6" w:space="0" w:color="C4C7C5"/>
+              <w:left w:val="single" w:sz="6" w:space="0" w:color="C4C7C5"/>
+              <w:bottom w:val="single" w:sz="6" w:space="0" w:color="C4C7C5"/>
+              <w:right w:val="single" w:sz="6" w:space="0" w:color="C4C7C5"/>
+            </w:tcBorders>
+            <w:tcMar>
+              <w:top w:w="120" w:type="dxa"/>
+              <w:left w:w="180" w:type="dxa"/>
+              <w:bottom w:w="120" w:type="dxa"/>
+              <w:right w:w="180" w:type="dxa"/>
+            </w:tcMar>
+            <w:vAlign w:val="center"/>
+            <w:hideMark/>
+          </w:tcPr>
+          <w:p>
+            <w:proofErr w:type="spellStart"/>
+            <w:r>
+              <w:rPr>
+                <w:b/>
+                <w:bCs/>
+              </w:rPr>
+              <w:t>ComfyUI</w:t>
+            </w:r>
+            <w:proofErr w:type="spellEnd"/>
+            <w:r>
+              <w:t xml:space="preserve"> (with </w:t>
+            </w:r>
+            <w:proofErr w:type="spellStart"/>
+            <w:r>
+              <w:t>ComfyUI-WanVideoWrapper</w:t>
+            </w:r>
+            <w:proofErr w:type="spellEnd"/>
+            <w:r>
+              <w:t xml:space="preserve"> or Kijai nodes)</w:t>
+            </w:r>
+          </w:p>
+        </w:tc>
+        <w:tc>
+          <w:tcPr>
+            <w:tcW w:w="0" w:type="auto"/>
+            <w:tcBorders>
+              <w:top w:val="single" w:sz="6" w:space="0" w:color="C4C7C5"/>
+              <w:left w:val="single" w:sz="6" w:space="0" w:color="C4C7C5"/>
+              <w:bottom w:val="single" w:sz="6" w:space="0" w:color="C4C7C5"/>
+              <w:right w:val="single" w:sz="6" w:space="0" w:color="C4C7C5"/>
+            </w:tcBorders>
+            <w:tcMar>
+              <w:top w:w="120" w:type="dxa"/>
+              <w:left w:w="180" w:type="dxa"/>
+              <w:bottom w:w="120" w:type="dxa"/>
+              <w:right w:w="180" w:type="dxa"/>
+            </w:tcMar>
+            <w:vAlign w:val="center"/>
+            <w:hideMark/>
+          </w:tcPr>
+          <w:p>
+            <w:r>
+              <w:t>Orchestrates the multi-stage loop, latent caching, and node chaining.</w:t>
+            </w:r>
+          </w:p>
+        </w:tc>
+      </w:tr>
+      <w:tr>
+        <w:trPr>
+          <w:tblCellSpacing w:w="15" w:type="dxa"/>
+        </w:trPr>
+        <w:tc>
+          <w:tcPr>
+            <w:tcW w:w="0" w:type="auto"/>
+            <w:tcBorders>
+              <w:top w:val="single" w:sz="6" w:space="0" w:color="C4C7C5"/>
+              <w:left w:val="single" w:sz="6" w:space="0" w:color="C4C7C5"/>
+              <w:bottom w:val="single" w:sz="6" w:space="0" w:color="C4C7C5"/>
+              <w:right w:val="single" w:sz="6" w:space="0" w:color="C4C7C5"/>
+            </w:tcBorders>
+            <w:tcMar>
+              <w:top w:w="120" w:type="dxa"/>
+              <w:left w:w="180" w:type="dxa"/>
+              <w:bottom w:w="120" w:type="dxa"/>
+              <w:right w:w="180" w:type="dxa"/>
+            </w:tcMar>
+            <w:vAlign w:val="center"/>
+            <w:hideMark/>
+          </w:tcPr>
+          <w:p>
+            <w:r>
+              <w:rPr>
+                <w:b/>
+                <w:bCs/>
+              </w:rPr>
+              <w:lastRenderedPageBreak/>
+              <w:t>Core Motion Model</w:t>
+            </w:r>
+          </w:p>
+        </w:tc>
+        <w:tc>
+          <w:tcPr>
+            <w:tcW w:w="0" w:type="auto"/>
+            <w:tcBorders>
+              <w:top w:val="single" w:sz="6" w:space="0" w:color="C4C7C5"/>
+              <w:left w:val="single" w:sz="6" w:space="0" w:color="C4C7C5"/>
+              <w:bottom w:val="single" w:sz="6" w:space="0" w:color="C4C7C5"/>
+              <w:right w:val="single" w:sz="6" w:space="0" w:color="C4C7C5"/>
+            </w:tcBorders>
+            <w:tcMar>
+              <w:top w:w="120" w:type="dxa"/>
+              <w:left w:w="180" w:type="dxa"/>
+              <w:bottom w:w="120" w:type="dxa"/>
+              <w:right w:w="180" w:type="dxa"/>
+            </w:tcMar>
+            <w:vAlign w:val="center"/>
+            <w:hideMark/>
+          </w:tcPr>
+          <w:p>
+            <w:r>
+              <w:rPr>
+                <w:b/>
+                <w:bCs/>
+              </w:rPr>
+              <w:t>Wan 2.2 / 2.7</w:t>
+            </w:r>
+            <w:r>
+              <w:t xml:space="preserve"> (14B / </w:t>
+            </w:r>
+            <w:proofErr w:type="spellStart"/>
+            <w:r>
+              <w:t>MoE</w:t>
+            </w:r>
+            <w:proofErr w:type="spellEnd"/>
+            <w:r>
+              <w:t xml:space="preserve"> variants) or </w:t>
+            </w:r>
+            <w:proofErr w:type="spellStart"/>
+            <w:r>
+              <w:rPr>
+                <w:b/>
+                <w:bCs/>
+              </w:rPr>
+              <w:t>HunyuanVideo</w:t>
+            </w:r>
+            <w:proofErr w:type="spellEnd"/>
+          </w:p>
+        </w:tc>
+        <w:tc>
+          <w:tcPr>
+            <w:tcW w:w="0" w:type="auto"/>
+            <w:tcBorders>
+              <w:top w:val="single" w:sz="6" w:space="0" w:color="C4C7C5"/>
+              <w:left w:val="single" w:sz="6" w:space="0" w:color="C4C7C5"/>
+              <w:bottom w:val="single" w:sz="6" w:space="0" w:color="C4C7C5"/>
+              <w:right w:val="single" w:sz="6" w:space="0" w:color="C4C7C5"/>
+            </w:tcBorders>
+            <w:tcMar>
+              <w:top w:w="120" w:type="dxa"/>
+              <w:left w:w="180" w:type="dxa"/>
+              <w:bottom w:w="120" w:type="dxa"/>
+              <w:right w:w="180" w:type="dxa"/>
+            </w:tcMar>
+            <w:vAlign w:val="center"/>
+            <w:hideMark/>
+          </w:tcPr>
+          <w:p>
+            <w:r>
+              <w:t>Base image-to-video (I2V) and text-to-video (T2V) spatial-temporal diffusion.</w:t>
+            </w:r>
+          </w:p>
+        </w:tc>
+      </w:tr>
+      <w:tr>
+        <w:trPr>
+          <w:tblCellSpacing w:w="15" w:type="dxa"/>
+        </w:trPr>
+        <w:tc>
+          <w:tcPr>
+            <w:tcW w:w="0" w:type="auto"/>
+            <w:tcBorders>
+              <w:top w:val="single" w:sz="6" w:space="0" w:color="C4C7C5"/>
+              <w:left w:val="single" w:sz="6" w:space="0" w:color="C4C7C5"/>
+              <w:bottom w:val="single" w:sz="6" w:space="0" w:color="C4C7C5"/>
+              <w:right w:val="single" w:sz="6" w:space="0" w:color="C4C7C5"/>
+            </w:tcBorders>
+            <w:tcMar>
+              <w:top w:w="120" w:type="dxa"/>
+              <w:left w:w="180" w:type="dxa"/>
+              <w:bottom w:w="120" w:type="dxa"/>
+              <w:right w:w="180" w:type="dxa"/>
+            </w:tcMar>
+            <w:vAlign w:val="center"/>
+            <w:hideMark/>
+          </w:tcPr>
+          <w:p>
+            <w:r>
+              <w:rPr>
+                <w:b/>
+                <w:bCs/>
+              </w:rPr>
+              <w:t>Character &amp; Identity Persistence</w:t>
+            </w:r>
+          </w:p>
+        </w:tc>
+        <w:tc>
+          <w:tcPr>
+            <w:tcW w:w="0" w:type="auto"/>
+            <w:tcBorders>
+              <w:top w:val="single" w:sz="6" w:space="0" w:color="C4C7C5"/>
+              <w:left w:val="single" w:sz="6" w:space="0" w:color="C4C7C5"/>
+              <w:bottom w:val="single" w:sz="6" w:space="0" w:color="C4C7C5"/>
+              <w:right w:val="single" w:sz="6" w:space="0" w:color="C4C7C5"/>
+            </w:tcBorders>
+            <w:tcMar>
+              <w:top w:w="120" w:type="dxa"/>
+              <w:left w:w="180" w:type="dxa"/>
+              <w:bottom w:w="120" w:type="dxa"/>
+              <w:right w:w="180" w:type="dxa"/>
+            </w:tcMar>
+            <w:vAlign w:val="center"/>
+            <w:hideMark/>
+          </w:tcPr>
+          <w:p>
+            <w:r>
+              <w:rPr>
+                <w:b/>
+                <w:bCs/>
+              </w:rPr>
+              <w:t>Wan-Animate</w:t>
+            </w:r>
+            <w:r>
+              <w:t xml:space="preserve"> / </w:t>
+            </w:r>
+            <w:r>
+              <w:rPr>
+                <w:b/>
+                <w:bCs/>
+              </w:rPr>
+              <w:t xml:space="preserve">IP-Adapter / </w:t>
+            </w:r>
+            <w:proofErr w:type="spellStart"/>
+            <w:r>
+              <w:rPr>
+                <w:b/>
+                <w:bCs/>
+              </w:rPr>
+              <w:t>LivePortrait</w:t>
+            </w:r>
+            <w:proofErr w:type="spellEnd"/>
+          </w:p>
+        </w:tc>
+        <w:tc>
+          <w:tcPr>
+            <w:tcW w:w="0" w:type="auto"/>
+            <w:tcBorders>
+              <w:top w:val="single" w:sz="6" w:space="0" w:color="C4C7C5"/>
+              <w:left w:val="single" w:sz="6" w:space="0" w:color="C4C7C5"/>
+              <w:bottom w:val="single" w:sz="6" w:space="0" w:color="C4C7C5"/>
+              <w:right w:val="single" w:sz="6" w:space="0" w:color="C4C7C5"/>
+            </w:tcBorders>
+            <w:tcMar>
+              <w:top w:w="120" w:type="dxa"/>
+              <w:left w:w="180" w:type="dxa"/>
+              <w:bottom w:w="120" w:type="dxa"/>
+              <w:right w:w="180" w:type="dxa"/>
+            </w:tcMar>
+            <w:vAlign w:val="center"/>
+            <w:hideMark/>
+          </w:tcPr>
+          <w:p>
+            <w:r>
+              <w:t>Character replacements and video-driven motion transfer.</w:t>
+            </w:r>
+          </w:p>
+        </w:tc>
+      </w:tr>
+      <w:tr>
+        <w:trPr>
+          <w:tblCellSpacing w:w="15" w:type="dxa"/>
+        </w:trPr>
+        <w:tc>
+          <w:tcPr>
+            <w:tcW w:w="0" w:type="auto"/>
+            <w:tcBorders>
+              <w:top w:val="single" w:sz="6" w:space="0" w:color="C4C7C5"/>
+              <w:left w:val="single" w:sz="6" w:space="0" w:color="C4C7C5"/>
+              <w:bottom w:val="single" w:sz="6" w:space="0" w:color="C4C7C5"/>
+              <w:right w:val="single" w:sz="6" w:space="0" w:color="C4C7C5"/>
+            </w:tcBorders>
+            <w:tcMar>
+              <w:top w:w="120" w:type="dxa"/>
+              <w:left w:w="180" w:type="dxa"/>
+              <w:bottom w:w="120" w:type="dxa"/>
+              <w:right w:w="180" w:type="dxa"/>
+            </w:tcMar>
+            <w:vAlign w:val="center"/>
+            <w:hideMark/>
+          </w:tcPr>
+          <w:p>
+            <w:r>
+              <w:rPr>
+                <w:b/>
+                <w:bCs/>
+              </w:rPr>
+              <w:t>Motion &amp; Trajectory Control</w:t>
+            </w:r>
+          </w:p>
+        </w:tc>
+        <w:tc>
+          <w:tcPr>
+            <w:tcW w:w="0" w:type="auto"/>
+            <w:tcBorders>
+              <w:top w:val="single" w:sz="6" w:space="0" w:color="C4C7C5"/>
+              <w:left w:val="single" w:sz="6" w:space="0" w:color="C4C7C5"/>
+              <w:bottom w:val="single" w:sz="6" w:space="0" w:color="C4C7C5"/>
+              <w:right w:val="single" w:sz="6" w:space="0" w:color="C4C7C5"/>
+            </w:tcBorders>
+            <w:tcMar>
+              <w:top w:w="120" w:type="dxa"/>
+              <w:left w:w="180" w:type="dxa"/>
+              <w:bottom w:w="120" w:type="dxa"/>
+              <w:right w:w="180" w:type="dxa"/>
+            </w:tcMar>
+            <w:vAlign w:val="center"/>
+            <w:hideMark/>
+          </w:tcPr>
+          <w:p>
+            <w:r>
+              <w:rPr>
+                <w:b/>
+                <w:bCs/>
+              </w:rPr>
+              <w:t xml:space="preserve">ControlNet (Depth / Canny / </w:t>
+            </w:r>
+            <w:proofErr w:type="spellStart"/>
+            <w:r>
+              <w:rPr>
+                <w:b/>
+                <w:bCs/>
+              </w:rPr>
+              <w:t>OpenPose</w:t>
+            </w:r>
+            <w:proofErr w:type="spellEnd"/>
+            <w:r>
+              <w:rPr>
+                <w:b/>
+                <w:bCs/>
+              </w:rPr>
+              <w:t>)</w:t>
+            </w:r>
+          </w:p>
+        </w:tc>
+        <w:tc>
+          <w:tcPr>
+            <w:tcW w:w="0" w:type="auto"/>
+            <w:tcBorders>
+              <w:top w:val="single" w:sz="6" w:space="0" w:color="C4C7C5"/>
+              <w:left w:val="single" w:sz="6" w:space="0" w:color="C4C7C5"/>
+              <w:bottom w:val="single" w:sz="6" w:space="0" w:color="C4C7C5"/>
+              <w:right w:val="single" w:sz="6" w:space="0" w:color="C4C7C5"/>
+            </w:tcBorders>
+            <w:tcMar>
+              <w:top w:w="120" w:type="dxa"/>
+              <w:left w:w="180" w:type="dxa"/>
+              <w:bottom w:w="120" w:type="dxa"/>
+              <w:right w:w="180" w:type="dxa"/>
+            </w:tcMar>
+            <w:vAlign w:val="center"/>
+            <w:hideMark/>
+          </w:tcPr>
+          <w:p>
+            <w:r>
+              <w:t>Drives specific camera moves or character geometry rather than relying purely on text prompts.</w:t>
+            </w:r>
+          </w:p>
+        </w:tc>
+      </w:tr>
+      <w:tr>
+        <w:trPr>
+          <w:tblCellSpacing w:w="15" w:type="dxa"/>
+        </w:trPr>
+        <w:tc>
+          <w:tcPr>
+            <w:tcW w:w="0" w:type="auto"/>
+            <w:tcBorders>
+              <w:top w:val="single" w:sz="6" w:space="0" w:color="C4C7C5"/>
+              <w:left w:val="single" w:sz="6" w:space="0" w:color="C4C7C5"/>
+              <w:bottom w:val="single" w:sz="6" w:space="0" w:color="C4C7C5"/>
+              <w:right w:val="single" w:sz="6" w:space="0" w:color="C4C7C5"/>
+            </w:tcBorders>
+            <w:tcMar>
+              <w:top w:w="120" w:type="dxa"/>
+              <w:left w:w="180" w:type="dxa"/>
+              <w:bottom w:w="120" w:type="dxa"/>
+              <w:right w:w="180" w:type="dxa"/>
+            </w:tcMar>
+            <w:vAlign w:val="center"/>
+            <w:hideMark/>
+          </w:tcPr>
+          <w:p>
+            <w:r>
+              <w:rPr>
+                <w:b/>
+                <w:bCs/>
+              </w:rPr>
+              <w:t>Iterative Latent Extension</w:t>
+            </w:r>
+          </w:p>
+        </w:tc>
+        <w:tc>
+          <w:tcPr>
+            <w:tcW w:w="0" w:type="auto"/>
+            <w:tcBorders>
+              <w:top w:val="single" w:sz="6" w:space="0" w:color="C4C7C5"/>
+              <w:left w:val="single" w:sz="6" w:space="0" w:color="C4C7C5"/>
+              <w:bottom w:val="single" w:sz="6" w:space="0" w:color="C4C7C5"/>
+              <w:right w:val="single" w:sz="6" w:space="0" w:color="C4C7C5"/>
+            </w:tcBorders>
+            <w:tcMar>
+              <w:top w:w="120" w:type="dxa"/>
+              <w:left w:w="180" w:type="dxa"/>
+              <w:bottom w:w="120" w:type="dxa"/>
+              <w:right w:w="180" w:type="dxa"/>
+            </w:tcMar>
+            <w:vAlign w:val="center"/>
+            <w:hideMark/>
+          </w:tcPr>
+          <w:p>
+            <w:proofErr w:type="spellStart"/>
+            <w:r>
+              <w:rPr>
+                <w:b/>
+                <w:bCs/>
+              </w:rPr>
+              <w:t>FrameInit</w:t>
+            </w:r>
+            <w:proofErr w:type="spellEnd"/>
+            <w:r>
+              <w:rPr>
+                <w:b/>
+                <w:bCs/>
+              </w:rPr>
+              <w:t xml:space="preserve"> + Sliding-Window VAE Latent Nodes</w:t>
+            </w:r>
+          </w:p>
+        </w:tc>
+        <w:tc>
+          <w:tcPr>
+            <w:tcW w:w="0" w:type="auto"/>
+            <w:tcBorders>
+              <w:top w:val="single" w:sz="6" w:space="0" w:color="C4C7C5"/>
+              <w:left w:val="single" w:sz="6" w:space="0" w:color="C4C7C5"/>
+              <w:bottom w:val="single" w:sz="6" w:space="0" w:color="C4C7C5"/>
+              <w:right w:val="single" w:sz="6" w:space="0" w:color="C4C7C5"/>
+            </w:tcBorders>
+            <w:tcMar>
+              <w:top w:w="120" w:type="dxa"/>
+              <w:left w:w="180" w:type="dxa"/>
+              <w:bottom w:w="120" w:type="dxa"/>
+              <w:right w:w="180" w:type="dxa"/>
+            </w:tcMar>
+            <w:vAlign w:val="center"/>
+            <w:hideMark/>
+          </w:tcPr>
+          <w:p>
+            <w:r>
+              <w:t>Extends 5-second clips smoothly into 30+ seconds without character drift or color decay.</w:t>
+            </w:r>
+          </w:p>
+        </w:tc>
+      </w:tr>
+      <w:tr>
+        <w:trPr>
+          <w:tblCellSpacing w:w="15" w:type="dxa"/>
+        </w:trPr>
+        <w:tc>
+          <w:tcPr>
+            <w:tcW w:w="0" w:type="auto"/>
+            <w:tcBorders>
+              <w:top w:val="single" w:sz="6" w:space="0" w:color="C4C7C5"/>
+              <w:left w:val="single" w:sz="6" w:space="0" w:color="C4C7C5"/>
+              <w:bottom w:val="single" w:sz="6" w:space="0" w:color="C4C7C5"/>
+              <w:right w:val="single" w:sz="6" w:space="0" w:color="C4C7C5"/>
+            </w:tcBorders>
+            <w:tcMar>
+              <w:top w:w="120" w:type="dxa"/>
+              <w:left w:w="180" w:type="dxa"/>
+              <w:bottom w:w="120" w:type="dxa"/>
+              <w:right w:w="180" w:type="dxa"/>
+            </w:tcMar>
+            <w:vAlign w:val="center"/>
+            <w:hideMark/>
+          </w:tcPr>
+          <w:p>
+            <w:r>
+              <w:rPr>
+                <w:b/>
+                <w:bCs/>
+              </w:rPr>
+              <w:t>Spatiotemporal Upscaling</w:t>
+            </w:r>
+          </w:p>
+        </w:tc>
+        <w:tc>
+          <w:tcPr>
+            <w:tcW w:w="0" w:type="auto"/>
+            <w:tcBorders>
+              <w:top w:val="single" w:sz="6" w:space="0" w:color="C4C7C5"/>
+              <w:left w:val="single" w:sz="6" w:space="0" w:color="C4C7C5"/>
+              <w:bottom w:val="single" w:sz="6" w:space="0" w:color="C4C7C5"/>
+              <w:right w:val="single" w:sz="6" w:space="0" w:color="C4C7C5"/>
+            </w:tcBorders>
+            <w:tcMar>
+              <w:top w:w="120" w:type="dxa"/>
+              <w:left w:w="180" w:type="dxa"/>
+              <w:bottom w:w="120" w:type="dxa"/>
+              <w:right w:w="180" w:type="dxa"/>
+            </w:tcMar>
+            <w:vAlign w:val="center"/>
+            <w:hideMark/>
+          </w:tcPr>
+          <w:p>
+            <w:r>
+              <w:rPr>
+                <w:b/>
+                <w:bCs/>
+              </w:rPr>
+              <w:t>SUPIR / Wan-VAE / RIFE Frame Interpolation</w:t>
+            </w:r>
+          </w:p>
+        </w:tc>
+        <w:tc>
+          <w:tcPr>
+            <w:tcW w:w="0" w:type="auto"/>
+            <w:tcBorders>
+              <w:top w:val="single" w:sz="6" w:space="0" w:color="C4C7C5"/>
+              <w:left w:val="single" w:sz="6" w:space="0" w:color="C4C7C5"/>
+              <w:bottom w:val="single" w:sz="6" w:space="0" w:color="C4C7C5"/>
+              <w:right w:val="single" w:sz="6" w:space="0" w:color="C4C7C5"/>
+            </w:tcBorders>
+            <w:tcMar>
+              <w:top w:w="120" w:type="dxa"/>
+              <w:left w:w="180" w:type="dxa"/>
+              <w:bottom w:w="120" w:type="dxa"/>
+              <w:right w:w="180" w:type="dxa"/>
+            </w:tcMar>
+            <w:vAlign w:val="center"/>
+            <w:hideMark/>
+          </w:tcPr>
+          <w:p>
+            <w:r>
+              <w:t xml:space="preserve">Upscales draft 480p/720p </w:t>
+            </w:r>
+            <w:proofErr w:type="spellStart"/>
+            <w:r>
+              <w:t>latents</w:t>
+            </w:r>
+            <w:proofErr w:type="spellEnd"/>
+            <w:r>
+              <w:t xml:space="preserve"> to </w:t>
+            </w:r>
+            <w:proofErr w:type="gramStart"/>
+            <w:r>
+              <w:t>high-bitrate</w:t>
+            </w:r>
+            <w:proofErr w:type="gramEnd"/>
+            <w:r>
+              <w:t xml:space="preserve"> 4K 60fps.</w:t>
+            </w:r>
+          </w:p>
+        </w:tc>
+      </w:tr>
+    </w:tbl>
+    <w:p>
+      <w:pPr>
+        <w:rPr>
+          <w:b/>
+          <w:bCs/>
+        </w:rPr>
+      </w:pPr>
+      <w:r>
+        <w:rPr>
+          <w:b/>
+          <w:bCs/>
+        </w:rPr>
+        <w:t>Key Open-Source Backbones</w:t>
+      </w:r>
+    </w:p>
+    <w:p>
+      <w:pPr>
+        <w:rPr>
+          <w:b/>
+          <w:bCs/>
+        </w:rPr>
+      </w:pPr>
+      <w:r>
+        <w:rPr>
+          <w:b/>
+          <w:bCs/>
+        </w:rPr>
+        <w:t>1. Wan Family (Wan 2.1 / Wan 2.2 / Wan 2.7)</w:t>
+      </w:r>
+    </w:p>
+    <w:p>
+      <w:pPr>
+        <w:numPr>
+          <w:ilvl w:val="0"/>
+          <w:numId w:val="5"/>
+        </w:numPr>
+      </w:pPr>
+      <w:r>
+        <w:rPr>
+          <w:b/>
+          <w:bCs/>
+        </w:rPr>
+        <w:t>Status:</w:t>
+      </w:r>
+      <w:r>
+        <w:t xml:space="preserve"> Apache 2.0 / Open Weights. </w:t>
+      </w:r>
+    </w:p>
+    <w:p/>
+    <w:p>
+      <w:pPr>
+        <w:numPr>
+          <w:ilvl w:val="0"/>
+          <w:numId w:val="5"/>
+        </w:numPr>
+      </w:pPr>
+      <w:r>
+        <w:rPr>
+          <w:b/>
+          <w:bCs/>
+        </w:rPr>
+        <w:t>Why it leads:</w:t>
+      </w:r>
+      <w:r>
+        <w:t xml:space="preserve"> Wan introduced </w:t>
+      </w:r>
+      <w:proofErr w:type="gramStart"/>
+      <w:r>
+        <w:t>a Mixture</w:t>
+      </w:r>
+      <w:proofErr w:type="gramEnd"/>
+      <w:r>
+        <w:t>-of-Experts (</w:t>
+      </w:r>
+      <w:proofErr w:type="spellStart"/>
+      <w:r>
+        <w:t>MoE</w:t>
+      </w:r>
+      <w:proofErr w:type="spellEnd"/>
+      <w:r>
+        <w:t xml:space="preserve">) architecture into video diffusion. This provides faster sampling </w:t>
+      </w:r>
+      <w:r>
+        <w:lastRenderedPageBreak/>
+        <w:t xml:space="preserve">speeds, native camera controls via its </w:t>
+      </w:r>
+      <w:r>
+        <w:rPr>
+          <w:i/>
+          <w:iCs/>
+        </w:rPr>
+        <w:t>Fun</w:t>
+      </w:r>
+      <w:r>
+        <w:t xml:space="preserve"> variants, and integrated motion transfer (</w:t>
+      </w:r>
+      <w:r>
+        <w:rPr>
+          <w:i/>
+          <w:iCs/>
+        </w:rPr>
+        <w:t>Wan-Animate</w:t>
+      </w:r>
+      <w:r>
+        <w:t xml:space="preserve">). </w:t>
+      </w:r>
+    </w:p>
+    <w:p/>
+    <w:p>
+      <w:pPr>
+        <w:numPr>
+          <w:ilvl w:val="0"/>
+          <w:numId w:val="5"/>
+        </w:numPr>
+      </w:pPr>
+      <w:r>
+        <w:rPr>
+          <w:b/>
+          <w:bCs/>
+        </w:rPr>
+        <w:t>Hardware:</w:t>
+      </w:r>
+      <w:r>
+        <w:t xml:space="preserve"> The 1.3B and 5B hybrid variants run on consumer GPUs like an RTX 4090, while the 14B / A14B </w:t>
+      </w:r>
+      <w:proofErr w:type="spellStart"/>
+      <w:r>
+        <w:t>MoE</w:t>
+      </w:r>
+      <w:proofErr w:type="spellEnd"/>
+      <w:r>
+        <w:t xml:space="preserve"> models scale across multi-GPU or cloud platforms. </w:t>
+      </w:r>
+    </w:p>
+    <w:p/>
+    <w:p>
+      <w:pPr>
+        <w:rPr>
+          <w:b/>
+          <w:bCs/>
+        </w:rPr>
+      </w:pPr>
+      <w:r>
+        <w:rPr>
+          <w:b/>
+          <w:bCs/>
+        </w:rPr>
+        <w:t xml:space="preserve">2. </w:t>
+      </w:r>
+      <w:proofErr w:type="spellStart"/>
+      <w:r>
+        <w:rPr>
+          <w:b/>
+          <w:bCs/>
+        </w:rPr>
+        <w:t>HunyuanVideo</w:t>
+      </w:r>
+      <w:proofErr w:type="spellEnd"/>
+      <w:r>
+        <w:rPr>
+          <w:b/>
+          <w:bCs/>
+        </w:rPr>
+        <w:t xml:space="preserve"> (by Tencent)</w:t>
+      </w:r>
+    </w:p>
+    <w:p>
+      <w:pPr>
+        <w:numPr>
+          <w:ilvl w:val="0"/>
+          <w:numId w:val="6"/>
+        </w:numPr>
+      </w:pPr>
+      <w:r>
+        <w:rPr>
+          <w:b/>
+          <w:bCs/>
+        </w:rPr>
+        <w:t>Status:</w:t>
+      </w:r>
+      <w:r>
+        <w:t xml:space="preserve"> Open Weights / Community License.</w:t>
+      </w:r>
+    </w:p>
+    <w:p/>
+    <w:p>
+      <w:pPr>
+        <w:numPr>
+          <w:ilvl w:val="0"/>
+          <w:numId w:val="6"/>
+        </w:numPr>
+      </w:pPr>
+      <w:r>
+        <w:rPr>
+          <w:b/>
+          <w:bCs/>
+        </w:rPr>
+        <w:t>Why it leads:</w:t>
+      </w:r>
+      <w:r>
+        <w:t xml:space="preserve"> A heavy-duty Diffusion Transformer (</w:t>
+      </w:r>
+      <w:proofErr w:type="spellStart"/>
+      <w:r>
+        <w:t>DiT</w:t>
+      </w:r>
+      <w:proofErr w:type="spellEnd"/>
+      <w:r>
+        <w:t xml:space="preserve">) known for high prompt adherence and complex multi-subject interactions. It serves as a popular foundation for custom fine-tunes and specialized </w:t>
+      </w:r>
+      <w:proofErr w:type="spellStart"/>
+      <w:r>
+        <w:t>LoRAs</w:t>
+      </w:r>
+      <w:proofErr w:type="spellEnd"/>
+      <w:r>
+        <w:t>.</w:t>
+      </w:r>
+    </w:p>
+    <w:p/>
+    <w:p>
+      <w:pPr>
+        <w:rPr>
+          <w:b/>
+          <w:bCs/>
+        </w:rPr>
+      </w:pPr>
+      <w:r>
+        <w:rPr>
+          <w:b/>
+          <w:bCs/>
+        </w:rPr>
+        <w:t xml:space="preserve">3. LTX-Video / LTX-2.3 (by </w:t>
+      </w:r>
+      <w:proofErr w:type="spellStart"/>
+      <w:r>
+        <w:rPr>
+          <w:b/>
+          <w:bCs/>
+        </w:rPr>
+        <w:t>Lightricks</w:t>
+      </w:r>
+      <w:proofErr w:type="spellEnd"/>
+      <w:r>
+        <w:rPr>
+          <w:b/>
+          <w:bCs/>
+        </w:rPr>
+        <w:t>)</w:t>
+      </w:r>
+    </w:p>
+    <w:p>
+      <w:pPr>
+        <w:numPr>
+          <w:ilvl w:val="0"/>
+          <w:numId w:val="7"/>
+        </w:numPr>
+      </w:pPr>
+      <w:r>
+        <w:rPr>
+          <w:b/>
+          <w:bCs/>
+        </w:rPr>
+        <w:t>Status:</w:t>
+      </w:r>
+      <w:r>
+        <w:t xml:space="preserve"> Open Weights.</w:t>
+      </w:r>
+    </w:p>
+    <w:p/>
+    <w:p>
+      <w:pPr>
+        <w:numPr>
+          <w:ilvl w:val="0"/>
+          <w:numId w:val="7"/>
+        </w:numPr>
+      </w:pPr>
+      <w:r>
+        <w:rPr>
+          <w:b/>
+          <w:bCs/>
+        </w:rPr>
+        <w:t>Why it leads:</w:t>
+      </w:r>
+      <w:r>
+        <w:t xml:space="preserve"> Designed for sub-second latent sampling. While raw visual detail isn't as high as 14B models, it works well as a </w:t>
+      </w:r>
+      <w:r>
+        <w:rPr>
+          <w:b/>
+          <w:bCs/>
+        </w:rPr>
+        <w:t>Phase 1 draft engine</w:t>
+      </w:r>
+      <w:r>
+        <w:t xml:space="preserve"> to quickly preview camera moves before running a final pass through Wan.</w:t>
+      </w:r>
+    </w:p>
+    <w:p/>
+    <w:p>
+      <w:pPr>
+        <w:rPr>
+          <w:b/>
+          <w:bCs/>
+        </w:rPr>
+      </w:pPr>
+      <w:r>
+        <w:rPr>
+          <w:b/>
+          <w:bCs/>
+        </w:rPr>
+        <w:t>How an Open-Source Pipeline Operates</w:t>
+      </w:r>
+    </w:p>
+    <w:p>
+      <w:r>
+        <w:t>[ FLUX / Qwen-VL ] ──&gt; [ Frame 0 Image ]</w:t>
+      </w:r>
+    </w:p>
+    <w:p>
+      <w:r>
+        <w:t xml:space="preserve">                            │</w:t>
+      </w:r>
+    </w:p>
+    <w:p>
+      <w:r>
+        <w:t xml:space="preserve">                            v</w:t>
+      </w:r>
+    </w:p>
+    <w:p>
+      <w:r>
+        <w:t xml:space="preserve">  [ Wan 2.7 I2V / ControlNet ] ──&gt; 5-sec Raw Latent</w:t>
+      </w:r>
+    </w:p>
+    <w:p>
+      <w:r>
+        <w:t xml:space="preserve">                            │</w:t>
+      </w:r>
+    </w:p>
+    <w:p>
+      <w:r>
+        <w:t xml:space="preserve">                            v</w:t>
+      </w:r>
+    </w:p>
+    <w:p>
+      <w:r>
+        <w:lastRenderedPageBreak/>
+        <w:t xml:space="preserve">[ </w:t>
+      </w:r>
+      <w:proofErr w:type="spellStart"/>
+      <w:r>
+        <w:t>FrameInit</w:t>
+      </w:r>
+      <w:proofErr w:type="spellEnd"/>
+      <w:r>
+        <w:t xml:space="preserve"> / Sliding Window ] ──&gt; Extend to Chunk B (10s)</w:t>
+      </w:r>
+    </w:p>
+    <w:p>
+      <w:r>
+        <w:t xml:space="preserve">                            │</w:t>
+      </w:r>
+    </w:p>
+    <w:p>
+      <w:r>
+        <w:t xml:space="preserve">                            v</w:t>
+      </w:r>
+    </w:p>
+    <w:p>
+      <w:r>
+        <w:t xml:space="preserve">  [ Latent VAE + RIFE Node ] ──&gt; Final 4K 60fps Video</w:t>
+      </w:r>
+    </w:p>
+    <w:p>
+      <w:pPr>
+        <w:numPr>
+          <w:ilvl w:val="0"/>
+          <w:numId w:val="8"/>
+        </w:numPr>
+      </w:pPr>
+      <w:r>
+        <w:rPr>
+          <w:b/>
+          <w:bCs/>
+        </w:rPr>
+        <w:t>Generation:</w:t>
+      </w:r>
+      <w:r>
+        <w:t xml:space="preserve"> Render </w:t>
+      </w:r>
+      <w:proofErr w:type="spellStart"/>
+      <w:proofErr w:type="gramStart"/>
+      <w:r>
+        <w:t>a</w:t>
+      </w:r>
+      <w:proofErr w:type="spellEnd"/>
+      <w:proofErr w:type="gramEnd"/>
+      <w:r>
+        <w:t xml:space="preserve"> anchor frame using an open-source image model (e.g., FLUX or Qwen2.5-VL).</w:t>
+      </w:r>
+    </w:p>
+    <w:p/>
+    <w:p>
+      <w:pPr>
+        <w:numPr>
+          <w:ilvl w:val="0"/>
+          <w:numId w:val="8"/>
+        </w:numPr>
+      </w:pPr>
+      <w:r>
+        <w:rPr>
+          <w:b/>
+          <w:bCs/>
+        </w:rPr>
+        <w:t>First Motion Pass:</w:t>
+      </w:r>
+      <w:r>
+        <w:t xml:space="preserve"> Feed the anchor frame into </w:t>
+      </w:r>
+      <w:r>
+        <w:rPr>
+          <w:b/>
+          <w:bCs/>
+        </w:rPr>
+        <w:t>Wan 2.7 Image-to-Video</w:t>
+      </w:r>
+      <w:r>
+        <w:t xml:space="preserve"> with a ControlNet depth map to guide camera trajectory.</w:t>
+      </w:r>
+    </w:p>
+    <w:p/>
+    <w:p>
+      <w:pPr>
+        <w:numPr>
+          <w:ilvl w:val="0"/>
+          <w:numId w:val="8"/>
+        </w:numPr>
+      </w:pPr>
+      <w:r>
+        <w:rPr>
+          <w:b/>
+          <w:bCs/>
+        </w:rPr>
+        <w:t>Autoregressive Loop:</w:t>
+      </w:r>
+      <w:r>
+        <w:t xml:space="preserve"> Pass the final frames of the clip into a </w:t>
+      </w:r>
+      <w:proofErr w:type="spellStart"/>
+      <w:r>
+        <w:rPr>
+          <w:b/>
+          <w:bCs/>
+        </w:rPr>
+        <w:t>FrameInit</w:t>
+      </w:r>
+      <w:proofErr w:type="spellEnd"/>
+      <w:r>
+        <w:t xml:space="preserve"> node. This uses high-pass latent filtering to initialize the noise for the next segment, ensuring continuous, drift-free extension.</w:t>
+      </w:r>
+    </w:p>
+    <w:p/>
+    <w:p>
+      <w:pPr>
+        <w:numPr>
+          <w:ilvl w:val="0"/>
+          <w:numId w:val="8"/>
+        </w:numPr>
+      </w:pPr>
+      <w:r>
+        <w:rPr>
+          <w:b/>
+          <w:bCs/>
+        </w:rPr>
+        <w:t>Final Refinement:</w:t>
+      </w:r>
+      <w:r>
+        <w:t xml:space="preserve"> Run the continuous latent through an open-source spatiotemporal VAE </w:t>
+      </w:r>
+      <w:proofErr w:type="spellStart"/>
+      <w:r>
+        <w:t>upscaler</w:t>
+      </w:r>
+      <w:proofErr w:type="spellEnd"/>
+      <w:r>
+        <w:t xml:space="preserve"> and a </w:t>
+      </w:r>
+      <w:r>
+        <w:rPr>
+          <w:b/>
+          <w:bCs/>
+        </w:rPr>
+        <w:t>RIFE</w:t>
+      </w:r>
+      <w:r>
+        <w:t xml:space="preserve"> interpolation node to smooth out motion.</w:t>
+      </w:r>
+    </w:p>
+    <w:p/>
     <w:sectPr>
       <w:pgSz w:w="12240" w:h="15840"/>
       <w:pgMar w:top="1440" w:right="1440" w:bottom="1440" w:left="1440" w:header="720" w:footer="720" w:gutter="0"/>
@@ -1013,6 +2289,417 @@
 <file path=word/numbering.xml><?xml version="1.0" encoding="utf-8"?>
 <w:numbering xmlns:wpc="http://schemas.microsoft.com/office/word/2010/wordprocessingCanvas" xmlns:cx="http://schemas.microsoft.com/office/drawing/2014/chartex" xmlns:cx1="http://schemas.microsoft.com/office/drawing/2015/9/8/chartex" xmlns:cx2="http://schemas.microsoft.com/office/drawing/2015/10/21/chartex" xmlns:cx3="http://schemas.microsoft.com/office/drawing/2016/5/9/chartex" xmlns:cx4="http://schemas.microsoft.com/office/drawing/2016/5/10/chartex" xmlns:cx5="http://schemas.microsoft.com/office/drawing/2016/5/11/chartex" xmlns:cx6="http://schemas.microsoft.com/office/drawing/2016/5/12/chartex" xmlns:cx7="http://schemas.microsoft.com/office/drawing/2016/5/13/chartex" xmlns:cx8="http://schemas.microsoft.com/office/drawing/2016/5/14/chartex" xmlns:mc="http://schemas.openxmlformats.org/markup-compatibility/2006" xmlns:aink="http://schemas.microsoft.com/office/drawing/2016/ink" xmlns:am3d="http://schemas.microsoft.com/office/drawing/2017/model3d" xmlns:o="urn:schemas-microsoft-com:office:office" xmlns:oel="http://schemas.microsoft.com/office/2019/extlst" xmlns:r="http://schemas.openxmlformats.org/officeDocument/2006/relationships" xmlns:m="http://schemas.openxmlformats.org/officeDocument/2006/math" xmlns:v="urn:schemas-microsoft-com:vml" xmlns:wp14="http://schemas.microsoft.com/office/word/2010/wordprocessingDrawing" xmlns:wp="http://schemas.openxmlformats.org/drawingml/2006/wordprocessingDrawing" xmlns:w10="urn:schemas-microsoft-com:office:word" xmlns:w="http://schemas.openxmlformats.org/wordprocessingml/2006/main" xmlns:w14="http://schemas.microsoft.com/office/word/2010/wordml" xmlns:w15="http://schemas.microsoft.com/office/word/2012/wordml" xmlns:w16cex="http://schemas.microsoft.com/office/word/2018/wordml/cex" xmlns:w16cid="http://schemas.microsoft.com/office/word/2016/wordml/cid" xmlns:w16="http://schemas.microsoft.com/office/word/2018/wordml" xmlns:w16du="http://schemas.microsoft.com/office/word/2023/wordml/word16du" xmlns:w16sdtdh="http://schemas.microsoft.com/office/word/2020/wordml/sdtdatahash" xmlns:w16sdtfl="http://schemas.microsoft.com/office/word/2024/wordml/sdtformatlock" xmlns:w16se="http://schemas.microsoft.com/office/word/2015/wordml/symex" xmlns:wpg="http://schemas.microsoft.com/office/word/2010/wordprocessingGroup" xmlns:wpi="http://schemas.microsoft.com/office/word/2010/wordprocessingInk" xmlns:wne="http://schemas.microsoft.com/office/word/2006/wordml" xmlns:wps="http://schemas.microsoft.com/office/word/2010/wordprocessingShape" mc:Ignorable="w14 w15 w16se w16cid w16 w16cex w16sdtdh w16sdtfl w16du wp14">
   <w:abstractNum w:abstractNumId="0" w15:restartNumberingAfterBreak="0">
+    <w:nsid w:val="0B6272E2"/>
+    <w:multiLevelType w:val="multilevel"/>
+    <w:tmpl w:val="26308808"/>
+    <w:lvl w:ilvl="0">
+      <w:start w:val="1"/>
+      <w:numFmt w:val="bullet"/>
+      <w:lvlText w:val=""/>
+      <w:lvlJc w:val="left"/>
+      <w:pPr>
+        <w:tabs>
+          <w:tab w:val="num" w:pos="720"/>
+        </w:tabs>
+        <w:ind w:left="720" w:hanging="360"/>
+      </w:pPr>
+      <w:rPr>
+        <w:rFonts w:ascii="Symbol" w:hAnsi="Symbol" w:hint="default"/>
+        <w:sz w:val="20"/>
+      </w:rPr>
+    </w:lvl>
+    <w:lvl w:ilvl="1" w:tentative="1">
+      <w:start w:val="1"/>
+      <w:numFmt w:val="bullet"/>
+      <w:lvlText w:val="o"/>
+      <w:lvlJc w:val="left"/>
+      <w:pPr>
+        <w:tabs>
+          <w:tab w:val="num" w:pos="1440"/>
+        </w:tabs>
+        <w:ind w:left="1440" w:hanging="360"/>
+      </w:pPr>
+      <w:rPr>
+        <w:rFonts w:ascii="Courier New" w:hAnsi="Courier New" w:hint="default"/>
+        <w:sz w:val="20"/>
+      </w:rPr>
+    </w:lvl>
+    <w:lvl w:ilvl="2" w:tentative="1">
+      <w:start w:val="1"/>
+      <w:numFmt w:val="bullet"/>
+      <w:lvlText w:val=""/>
+      <w:lvlJc w:val="left"/>
+      <w:pPr>
+        <w:tabs>
+          <w:tab w:val="num" w:pos="2160"/>
+        </w:tabs>
+        <w:ind w:left="2160" w:hanging="360"/>
+      </w:pPr>
+      <w:rPr>
+        <w:rFonts w:ascii="Wingdings" w:hAnsi="Wingdings" w:hint="default"/>
+        <w:sz w:val="20"/>
+      </w:rPr>
+    </w:lvl>
+    <w:lvl w:ilvl="3" w:tentative="1">
+      <w:start w:val="1"/>
+      <w:numFmt w:val="bullet"/>
+      <w:lvlText w:val=""/>
+      <w:lvlJc w:val="left"/>
+      <w:pPr>
+        <w:tabs>
+          <w:tab w:val="num" w:pos="2880"/>
+        </w:tabs>
+        <w:ind w:left="2880" w:hanging="360"/>
+      </w:pPr>
+      <w:rPr>
+        <w:rFonts w:ascii="Wingdings" w:hAnsi="Wingdings" w:hint="default"/>
+        <w:sz w:val="20"/>
+      </w:rPr>
+    </w:lvl>
+    <w:lvl w:ilvl="4" w:tentative="1">
+      <w:start w:val="1"/>
+      <w:numFmt w:val="bullet"/>
+      <w:lvlText w:val=""/>
+      <w:lvlJc w:val="left"/>
+      <w:pPr>
+        <w:tabs>
+          <w:tab w:val="num" w:pos="3600"/>
+        </w:tabs>
+        <w:ind w:left="3600" w:hanging="360"/>
+      </w:pPr>
+      <w:rPr>
+        <w:rFonts w:ascii="Wingdings" w:hAnsi="Wingdings" w:hint="default"/>
+        <w:sz w:val="20"/>
+      </w:rPr>
+    </w:lvl>
+    <w:lvl w:ilvl="5" w:tentative="1">
+      <w:start w:val="1"/>
+      <w:numFmt w:val="bullet"/>
+      <w:lvlText w:val=""/>
+      <w:lvlJc w:val="left"/>
+      <w:pPr>
+        <w:tabs>
+          <w:tab w:val="num" w:pos="4320"/>
+        </w:tabs>
+        <w:ind w:left="4320" w:hanging="360"/>
+      </w:pPr>
+      <w:rPr>
+        <w:rFonts w:ascii="Wingdings" w:hAnsi="Wingdings" w:hint="default"/>
+        <w:sz w:val="20"/>
+      </w:rPr>
+    </w:lvl>
+    <w:lvl w:ilvl="6" w:tentative="1">
+      <w:start w:val="1"/>
+      <w:numFmt w:val="bullet"/>
+      <w:lvlText w:val=""/>
+      <w:lvlJc w:val="left"/>
+      <w:pPr>
+        <w:tabs>
+          <w:tab w:val="num" w:pos="5040"/>
+        </w:tabs>
+        <w:ind w:left="5040" w:hanging="360"/>
+      </w:pPr>
+      <w:rPr>
+        <w:rFonts w:ascii="Wingdings" w:hAnsi="Wingdings" w:hint="default"/>
+        <w:sz w:val="20"/>
+      </w:rPr>
+    </w:lvl>
+    <w:lvl w:ilvl="7" w:tentative="1">
+      <w:start w:val="1"/>
+      <w:numFmt w:val="bullet"/>
+      <w:lvlText w:val=""/>
+      <w:lvlJc w:val="left"/>
+      <w:pPr>
+        <w:tabs>
+          <w:tab w:val="num" w:pos="5760"/>
+        </w:tabs>
+        <w:ind w:left="5760" w:hanging="360"/>
+      </w:pPr>
+      <w:rPr>
+        <w:rFonts w:ascii="Wingdings" w:hAnsi="Wingdings" w:hint="default"/>
+        <w:sz w:val="20"/>
+      </w:rPr>
+    </w:lvl>
+    <w:lvl w:ilvl="8" w:tentative="1">
+      <w:start w:val="1"/>
+      <w:numFmt w:val="bullet"/>
+      <w:lvlText w:val=""/>
+      <w:lvlJc w:val="left"/>
+      <w:pPr>
+        <w:tabs>
+          <w:tab w:val="num" w:pos="6480"/>
+        </w:tabs>
+        <w:ind w:left="6480" w:hanging="360"/>
+      </w:pPr>
+      <w:rPr>
+        <w:rFonts w:ascii="Wingdings" w:hAnsi="Wingdings" w:hint="default"/>
+        <w:sz w:val="20"/>
+      </w:rPr>
+    </w:lvl>
+  </w:abstractNum>
+  <w:abstractNum w:abstractNumId="1" w15:restartNumberingAfterBreak="0">
+    <w:nsid w:val="213E0564"/>
+    <w:multiLevelType w:val="multilevel"/>
+    <w:tmpl w:val="E25EEFFA"/>
+    <w:lvl w:ilvl="0">
+      <w:start w:val="1"/>
+      <w:numFmt w:val="decimal"/>
+      <w:lvlText w:val="%1."/>
+      <w:lvlJc w:val="left"/>
+      <w:pPr>
+        <w:tabs>
+          <w:tab w:val="num" w:pos="720"/>
+        </w:tabs>
+        <w:ind w:left="720" w:hanging="360"/>
+      </w:pPr>
+    </w:lvl>
+    <w:lvl w:ilvl="1" w:tentative="1">
+      <w:start w:val="1"/>
+      <w:numFmt w:val="decimal"/>
+      <w:lvlText w:val="%2."/>
+      <w:lvlJc w:val="left"/>
+      <w:pPr>
+        <w:tabs>
+          <w:tab w:val="num" w:pos="1440"/>
+        </w:tabs>
+        <w:ind w:left="1440" w:hanging="360"/>
+      </w:pPr>
+    </w:lvl>
+    <w:lvl w:ilvl="2" w:tentative="1">
+      <w:start w:val="1"/>
+      <w:numFmt w:val="decimal"/>
+      <w:lvlText w:val="%3."/>
+      <w:lvlJc w:val="left"/>
+      <w:pPr>
+        <w:tabs>
+          <w:tab w:val="num" w:pos="2160"/>
+        </w:tabs>
+        <w:ind w:left="2160" w:hanging="360"/>
+      </w:pPr>
+    </w:lvl>
+    <w:lvl w:ilvl="3" w:tentative="1">
+      <w:start w:val="1"/>
+      <w:numFmt w:val="decimal"/>
+      <w:lvlText w:val="%4."/>
+      <w:lvlJc w:val="left"/>
+      <w:pPr>
+        <w:tabs>
+          <w:tab w:val="num" w:pos="2880"/>
+        </w:tabs>
+        <w:ind w:left="2880" w:hanging="360"/>
+      </w:pPr>
+    </w:lvl>
+    <w:lvl w:ilvl="4" w:tentative="1">
+      <w:start w:val="1"/>
+      <w:numFmt w:val="decimal"/>
+      <w:lvlText w:val="%5."/>
+      <w:lvlJc w:val="left"/>
+      <w:pPr>
+        <w:tabs>
+          <w:tab w:val="num" w:pos="3600"/>
+        </w:tabs>
+        <w:ind w:left="3600" w:hanging="360"/>
+      </w:pPr>
+    </w:lvl>
+    <w:lvl w:ilvl="5" w:tentative="1">
+      <w:start w:val="1"/>
+      <w:numFmt w:val="decimal"/>
+      <w:lvlText w:val="%6."/>
+      <w:lvlJc w:val="left"/>
+      <w:pPr>
+        <w:tabs>
+          <w:tab w:val="num" w:pos="4320"/>
+        </w:tabs>
+        <w:ind w:left="4320" w:hanging="360"/>
+      </w:pPr>
+    </w:lvl>
+    <w:lvl w:ilvl="6" w:tentative="1">
+      <w:start w:val="1"/>
+      <w:numFmt w:val="decimal"/>
+      <w:lvlText w:val="%7."/>
+      <w:lvlJc w:val="left"/>
+      <w:pPr>
+        <w:tabs>
+          <w:tab w:val="num" w:pos="5040"/>
+        </w:tabs>
+        <w:ind w:left="5040" w:hanging="360"/>
+      </w:pPr>
+    </w:lvl>
+    <w:lvl w:ilvl="7" w:tentative="1">
+      <w:start w:val="1"/>
+      <w:numFmt w:val="decimal"/>
+      <w:lvlText w:val="%8."/>
+      <w:lvlJc w:val="left"/>
+      <w:pPr>
+        <w:tabs>
+          <w:tab w:val="num" w:pos="5760"/>
+        </w:tabs>
+        <w:ind w:left="5760" w:hanging="360"/>
+      </w:pPr>
+    </w:lvl>
+    <w:lvl w:ilvl="8" w:tentative="1">
+      <w:start w:val="1"/>
+      <w:numFmt w:val="decimal"/>
+      <w:lvlText w:val="%9."/>
+      <w:lvlJc w:val="left"/>
+      <w:pPr>
+        <w:tabs>
+          <w:tab w:val="num" w:pos="6480"/>
+        </w:tabs>
+        <w:ind w:left="6480" w:hanging="360"/>
+      </w:pPr>
+    </w:lvl>
+  </w:abstractNum>
+  <w:abstractNum w:abstractNumId="2" w15:restartNumberingAfterBreak="0">
+    <w:nsid w:val="43735428"/>
+    <w:multiLevelType w:val="multilevel"/>
+    <w:tmpl w:val="B7EE9C02"/>
+    <w:lvl w:ilvl="0">
+      <w:start w:val="1"/>
+      <w:numFmt w:val="bullet"/>
+      <w:lvlText w:val=""/>
+      <w:lvlJc w:val="left"/>
+      <w:pPr>
+        <w:tabs>
+          <w:tab w:val="num" w:pos="720"/>
+        </w:tabs>
+        <w:ind w:left="720" w:hanging="360"/>
+      </w:pPr>
+      <w:rPr>
+        <w:rFonts w:ascii="Symbol" w:hAnsi="Symbol" w:hint="default"/>
+        <w:sz w:val="20"/>
+      </w:rPr>
+    </w:lvl>
+    <w:lvl w:ilvl="1" w:tentative="1">
+      <w:start w:val="1"/>
+      <w:numFmt w:val="bullet"/>
+      <w:lvlText w:val="o"/>
+      <w:lvlJc w:val="left"/>
+      <w:pPr>
+        <w:tabs>
+          <w:tab w:val="num" w:pos="1440"/>
+        </w:tabs>
+        <w:ind w:left="1440" w:hanging="360"/>
+      </w:pPr>
+      <w:rPr>
+        <w:rFonts w:ascii="Courier New" w:hAnsi="Courier New" w:hint="default"/>
+        <w:sz w:val="20"/>
+      </w:rPr>
+    </w:lvl>
+    <w:lvl w:ilvl="2" w:tentative="1">
+      <w:start w:val="1"/>
+      <w:numFmt w:val="bullet"/>
+      <w:lvlText w:val=""/>
+      <w:lvlJc w:val="left"/>
+      <w:pPr>
+        <w:tabs>
+          <w:tab w:val="num" w:pos="2160"/>
+        </w:tabs>
+        <w:ind w:left="2160" w:hanging="360"/>
+      </w:pPr>
+      <w:rPr>
+        <w:rFonts w:ascii="Wingdings" w:hAnsi="Wingdings" w:hint="default"/>
+        <w:sz w:val="20"/>
+      </w:rPr>
+    </w:lvl>
+    <w:lvl w:ilvl="3" w:tentative="1">
+      <w:start w:val="1"/>
+      <w:numFmt w:val="bullet"/>
+      <w:lvlText w:val=""/>
+      <w:lvlJc w:val="left"/>
+      <w:pPr>
+        <w:tabs>
+          <w:tab w:val="num" w:pos="2880"/>
+        </w:tabs>
+        <w:ind w:left="2880" w:hanging="360"/>
+      </w:pPr>
+      <w:rPr>
+        <w:rFonts w:ascii="Wingdings" w:hAnsi="Wingdings" w:hint="default"/>
+        <w:sz w:val="20"/>
+      </w:rPr>
+    </w:lvl>
+    <w:lvl w:ilvl="4" w:tentative="1">
+      <w:start w:val="1"/>
+      <w:numFmt w:val="bullet"/>
+      <w:lvlText w:val=""/>
+      <w:lvlJc w:val="left"/>
+      <w:pPr>
+        <w:tabs>
+          <w:tab w:val="num" w:pos="3600"/>
+        </w:tabs>
+        <w:ind w:left="3600" w:hanging="360"/>
+      </w:pPr>
+      <w:rPr>
+        <w:rFonts w:ascii="Wingdings" w:hAnsi="Wingdings" w:hint="default"/>
+        <w:sz w:val="20"/>
+      </w:rPr>
+    </w:lvl>
+    <w:lvl w:ilvl="5" w:tentative="1">
+      <w:start w:val="1"/>
+      <w:numFmt w:val="bullet"/>
+      <w:lvlText w:val=""/>
+      <w:lvlJc w:val="left"/>
+      <w:pPr>
+        <w:tabs>
+          <w:tab w:val="num" w:pos="4320"/>
+        </w:tabs>
+        <w:ind w:left="4320" w:hanging="360"/>
+      </w:pPr>
+      <w:rPr>
+        <w:rFonts w:ascii="Wingdings" w:hAnsi="Wingdings" w:hint="default"/>
+        <w:sz w:val="20"/>
+      </w:rPr>
+    </w:lvl>
+    <w:lvl w:ilvl="6" w:tentative="1">
+      <w:start w:val="1"/>
+      <w:numFmt w:val="bullet"/>
+      <w:lvlText w:val=""/>
+      <w:lvlJc w:val="left"/>
+      <w:pPr>
+        <w:tabs>
+          <w:tab w:val="num" w:pos="5040"/>
+        </w:tabs>
+        <w:ind w:left="5040" w:hanging="360"/>
+      </w:pPr>
+      <w:rPr>
+        <w:rFonts w:ascii="Wingdings" w:hAnsi="Wingdings" w:hint="default"/>
+        <w:sz w:val="20"/>
+      </w:rPr>
+    </w:lvl>
+    <w:lvl w:ilvl="7" w:tentative="1">
+      <w:start w:val="1"/>
+      <w:numFmt w:val="bullet"/>
+      <w:lvlText w:val=""/>
+      <w:lvlJc w:val="left"/>
+      <w:pPr>
+        <w:tabs>
+          <w:tab w:val="num" w:pos="5760"/>
+        </w:tabs>
+        <w:ind w:left="5760" w:hanging="360"/>
+      </w:pPr>
+      <w:rPr>
+        <w:rFonts w:ascii="Wingdings" w:hAnsi="Wingdings" w:hint="default"/>
+        <w:sz w:val="20"/>
+      </w:rPr>
+    </w:lvl>
+    <w:lvl w:ilvl="8" w:tentative="1">
+      <w:start w:val="1"/>
+      <w:numFmt w:val="bullet"/>
+      <w:lvlText w:val=""/>
+      <w:lvlJc w:val="left"/>
+      <w:pPr>
+        <w:tabs>
+          <w:tab w:val="num" w:pos="6480"/>
+        </w:tabs>
+        <w:ind w:left="6480" w:hanging="360"/>
+      </w:pPr>
+      <w:rPr>
+        <w:rFonts w:ascii="Wingdings" w:hAnsi="Wingdings" w:hint="default"/>
+        <w:sz w:val="20"/>
+      </w:rPr>
+    </w:lvl>
+  </w:abstractNum>
+  <w:abstractNum w:abstractNumId="3" w15:restartNumberingAfterBreak="0">
     <w:nsid w:val="561C3791"/>
     <w:multiLevelType w:val="multilevel"/>
     <w:tmpl w:val="D3EA5F8E"/>
@@ -1161,7 +2848,7 @@
       </w:rPr>
     </w:lvl>
   </w:abstractNum>
-  <w:abstractNum w:abstractNumId="1" w15:restartNumberingAfterBreak="0">
+  <w:abstractNum w:abstractNumId="4" w15:restartNumberingAfterBreak="0">
     <w:nsid w:val="61623271"/>
     <w:multiLevelType w:val="multilevel"/>
     <w:tmpl w:val="CFE8B1E2"/>
@@ -1310,7 +2997,156 @@
       </w:rPr>
     </w:lvl>
   </w:abstractNum>
-  <w:abstractNum w:abstractNumId="2" w15:restartNumberingAfterBreak="0">
+  <w:abstractNum w:abstractNumId="5" w15:restartNumberingAfterBreak="0">
+    <w:nsid w:val="71756179"/>
+    <w:multiLevelType w:val="multilevel"/>
+    <w:tmpl w:val="486A7FEA"/>
+    <w:lvl w:ilvl="0">
+      <w:start w:val="1"/>
+      <w:numFmt w:val="bullet"/>
+      <w:lvlText w:val=""/>
+      <w:lvlJc w:val="left"/>
+      <w:pPr>
+        <w:tabs>
+          <w:tab w:val="num" w:pos="720"/>
+        </w:tabs>
+        <w:ind w:left="720" w:hanging="360"/>
+      </w:pPr>
+      <w:rPr>
+        <w:rFonts w:ascii="Symbol" w:hAnsi="Symbol" w:hint="default"/>
+        <w:sz w:val="20"/>
+      </w:rPr>
+    </w:lvl>
+    <w:lvl w:ilvl="1" w:tentative="1">
+      <w:start w:val="1"/>
+      <w:numFmt w:val="bullet"/>
+      <w:lvlText w:val="o"/>
+      <w:lvlJc w:val="left"/>
+      <w:pPr>
+        <w:tabs>
+          <w:tab w:val="num" w:pos="1440"/>
+        </w:tabs>
+        <w:ind w:left="1440" w:hanging="360"/>
+      </w:pPr>
+      <w:rPr>
+        <w:rFonts w:ascii="Courier New" w:hAnsi="Courier New" w:hint="default"/>
+        <w:sz w:val="20"/>
+      </w:rPr>
+    </w:lvl>
+    <w:lvl w:ilvl="2" w:tentative="1">
+      <w:start w:val="1"/>
+      <w:numFmt w:val="bullet"/>
+      <w:lvlText w:val=""/>
+      <w:lvlJc w:val="left"/>
+      <w:pPr>
+        <w:tabs>
+          <w:tab w:val="num" w:pos="2160"/>
+        </w:tabs>
+        <w:ind w:left="2160" w:hanging="360"/>
+      </w:pPr>
+      <w:rPr>
+        <w:rFonts w:ascii="Wingdings" w:hAnsi="Wingdings" w:hint="default"/>
+        <w:sz w:val="20"/>
+      </w:rPr>
+    </w:lvl>
+    <w:lvl w:ilvl="3" w:tentative="1">
+      <w:start w:val="1"/>
+      <w:numFmt w:val="bullet"/>
+      <w:lvlText w:val=""/>
+      <w:lvlJc w:val="left"/>
+      <w:pPr>
+        <w:tabs>
+          <w:tab w:val="num" w:pos="2880"/>
+        </w:tabs>
+        <w:ind w:left="2880" w:hanging="360"/>
+      </w:pPr>
+      <w:rPr>
+        <w:rFonts w:ascii="Wingdings" w:hAnsi="Wingdings" w:hint="default"/>
+        <w:sz w:val="20"/>
+      </w:rPr>
+    </w:lvl>
+    <w:lvl w:ilvl="4" w:tentative="1">
+      <w:start w:val="1"/>
+      <w:numFmt w:val="bullet"/>
+      <w:lvlText w:val=""/>
+      <w:lvlJc w:val="left"/>
+      <w:pPr>
+        <w:tabs>
+          <w:tab w:val="num" w:pos="3600"/>
+        </w:tabs>
+        <w:ind w:left="3600" w:hanging="360"/>
+      </w:pPr>
+      <w:rPr>
+        <w:rFonts w:ascii="Wingdings" w:hAnsi="Wingdings" w:hint="default"/>
+        <w:sz w:val="20"/>
+      </w:rPr>
+    </w:lvl>
+    <w:lvl w:ilvl="5" w:tentative="1">
+      <w:start w:val="1"/>
+      <w:numFmt w:val="bullet"/>
+      <w:lvlText w:val=""/>
+      <w:lvlJc w:val="left"/>
+      <w:pPr>
+        <w:tabs>
+          <w:tab w:val="num" w:pos="4320"/>
+        </w:tabs>
+        <w:ind w:left="4320" w:hanging="360"/>
+      </w:pPr>
+      <w:rPr>
+        <w:rFonts w:ascii="Wingdings" w:hAnsi="Wingdings" w:hint="default"/>
+        <w:sz w:val="20"/>
+      </w:rPr>
+    </w:lvl>
+    <w:lvl w:ilvl="6" w:tentative="1">
+      <w:start w:val="1"/>
+      <w:numFmt w:val="bullet"/>
+      <w:lvlText w:val=""/>
+      <w:lvlJc w:val="left"/>
+      <w:pPr>
+        <w:tabs>
+          <w:tab w:val="num" w:pos="5040"/>
+        </w:tabs>
+        <w:ind w:left="5040" w:hanging="360"/>
+      </w:pPr>
+      <w:rPr>
+        <w:rFonts w:ascii="Wingdings" w:hAnsi="Wingdings" w:hint="default"/>
+        <w:sz w:val="20"/>
+      </w:rPr>
+    </w:lvl>
+    <w:lvl w:ilvl="7" w:tentative="1">
+      <w:start w:val="1"/>
+      <w:numFmt w:val="bullet"/>
+      <w:lvlText w:val=""/>
+      <w:lvlJc w:val="left"/>
+      <w:pPr>
+        <w:tabs>
+          <w:tab w:val="num" w:pos="5760"/>
+        </w:tabs>
+        <w:ind w:left="5760" w:hanging="360"/>
+      </w:pPr>
+      <w:rPr>
+        <w:rFonts w:ascii="Wingdings" w:hAnsi="Wingdings" w:hint="default"/>
+        <w:sz w:val="20"/>
+      </w:rPr>
+    </w:lvl>
+    <w:lvl w:ilvl="8" w:tentative="1">
+      <w:start w:val="1"/>
+      <w:numFmt w:val="bullet"/>
+      <w:lvlText w:val=""/>
+      <w:lvlJc w:val="left"/>
+      <w:pPr>
+        <w:tabs>
+          <w:tab w:val="num" w:pos="6480"/>
+        </w:tabs>
+        <w:ind w:left="6480" w:hanging="360"/>
+      </w:pPr>
+      <w:rPr>
+        <w:rFonts w:ascii="Wingdings" w:hAnsi="Wingdings" w:hint="default"/>
+        <w:sz w:val="20"/>
+      </w:rPr>
+    </w:lvl>
+  </w:abstractNum>
+  <w:abstractNum w:abstractNumId="6" w15:restartNumberingAfterBreak="0">
     <w:nsid w:val="764339EC"/>
     <w:multiLevelType w:val="multilevel"/>
     <w:tmpl w:val="886E507A"/>
@@ -1459,7 +3295,7 @@
       </w:rPr>
     </w:lvl>
   </w:abstractNum>
-  <w:abstractNum w:abstractNumId="3" w15:restartNumberingAfterBreak="0">
+  <w:abstractNum w:abstractNumId="7" w15:restartNumberingAfterBreak="0">
     <w:nsid w:val="7A8C2B07"/>
     <w:multiLevelType w:val="multilevel"/>
     <w:tmpl w:val="BFB2A6CE"/>
@@ -1609,16 +3445,28 @@
     </w:lvl>
   </w:abstractNum>
   <w:num w:numId="1" w16cid:durableId="637731358">
+    <w:abstractNumId w:val="3"/>
+  </w:num>
+  <w:num w:numId="2" w16cid:durableId="1389916049">
+    <w:abstractNumId w:val="7"/>
+  </w:num>
+  <w:num w:numId="3" w16cid:durableId="1713338245">
+    <w:abstractNumId w:val="4"/>
+  </w:num>
+  <w:num w:numId="4" w16cid:durableId="1982147965">
+    <w:abstractNumId w:val="6"/>
+  </w:num>
+  <w:num w:numId="5" w16cid:durableId="83457153">
     <w:abstractNumId w:val="0"/>
   </w:num>
-  <w:num w:numId="2" w16cid:durableId="1389916049">
-    <w:abstractNumId w:val="3"/>
+  <w:num w:numId="6" w16cid:durableId="1128281500">
+    <w:abstractNumId w:val="2"/>
   </w:num>
-  <w:num w:numId="3" w16cid:durableId="1713338245">
+  <w:num w:numId="7" w16cid:durableId="1219167325">
+    <w:abstractNumId w:val="5"/>
+  </w:num>
+  <w:num w:numId="8" w16cid:durableId="2116319911">
     <w:abstractNumId w:val="1"/>
-  </w:num>
-  <w:num w:numId="4" w16cid:durableId="1982147965">
-    <w:abstractNumId w:val="2"/>
   </w:num>
 </w:numbering>
 </file>
